--- a/submission/CMP7200_Project_Report.docx
+++ b/submission/CMP7200_Project_Report.docx
@@ -2032,7 +2032,7 @@
           <w:color w:val="1F2933"/>
           <w:sz w:val="22"/>
         </w:rPr>
-        <w:t>Recruitment has been reshaped by automation over the last decade. Platforms such as HireVue, Pymetrics and myInterview now conduct or score interviews at a scale no human panel could match, and the commercial case is straightforward: screening cycles shorten, cost per candidate falls, and every applicant is asked the same questions in the same order. Consistency of that kind is genuinely difficult to achieve with human interviewers, whose judgements vary with fatigue, order effects and rapport.</w:t>
+        <w:t>Recruitment has been reshaped by automation. Platforms such as HireVue, Pymetrics and myInterview now conduct or score interviews at a scale no human panel could match, and the commercial case is straightforward: screening cycles shorten, cost per candidate falls, and every applicant is asked the same questions in the same order. Consistency of that kind is genuinely difficult to achieve with human interviewers, whose judgements vary with fatigue, order effects and rapport.</w:t>
       </w:r>
     </w:p>
     <w:p>
@@ -2415,7 +2415,7 @@
           <w:color w:val="1F2933"/>
           <w:sz w:val="22"/>
         </w:rPr>
-        <w:t>Three boundaries are worth stating at the outset. The system makes no hiring decision, only evidence for a human to act on. No real candidate data was used at any point; every experiment in Chapter 6 runs on generated material, for the reasons in Section 3.6. And the platform is evaluated as a measurement instrument, not as a predictor of job performance — criterion validity against employment outcomes would need a longitudinal study far beyond a fourteen-week project.</w:t>
+        <w:t>Three boundaries are worth stating. The system makes no hiring decision, only evidence for a human to act on. No real candidate data was used; every experiment in Chapter 6 runs on generated material, for the reasons in Section 3.6. And the platform is evaluated as a measurement instrument, not a predictor of job performance — criterion validity against employment outcomes would need a longitudinal study far beyond a fourteen-week project.</w:t>
       </w:r>
     </w:p>
     <w:p>
@@ -2538,7 +2538,7 @@
           <w:color w:val="1F2933"/>
           <w:sz w:val="22"/>
         </w:rPr>
-        <w:t>Four bodies of work bear directly on this project: the empirical literature on automated interviewing, the fast-moving literature on language models used as evaluators, work on knowledge graphs for competency modelling, and the fairness and regulatory literature on algorithmic hiring. A fifth, smaller literature on remote assessment integrity informs one module. This chapter reviews each, draws out where they agree and where they conflict, and synthesises them into the conceptual framework that governs the design.</w:t>
+        <w:t>Four bodies of work bear on this project: the empirical literature on automated interviewing, the fast-moving literature on language models as evaluators, work on knowledge graphs for competency modelling, and the fairness and regulatory literature on algorithmic hiring. A fifth, on remote assessment integrity, informs one module. This chapter reviews each, draws out where they agree and conflict, and synthesises them into the framework that governs the design.</w:t>
       </w:r>
     </w:p>
     <w:p>
@@ -2569,7 +2569,7 @@
           <w:color w:val="1F2933"/>
           <w:sz w:val="22"/>
         </w:rPr>
-        <w:t>Automated hiring tools have moved from keyword screening of CVs to multimodal assessment of recorded or live interviews. Hickman et al. (2022), reviewing text-mining practice in organisational research, reach a conclusion that is easy to misread as endorsement. Automated scoring is more reliable than unstructured human scoring, in the narrow psychometric sense that it produces the same output for the same input. But they are careful to separate that from criterion validity, and note that automated approaches largely lack the decades of accumulated validation evidence that supports traditional structured interviewing. The distinction matters for this project: a system can be perfectly consistent and consistently wrong, and consistency alone is not a defence of a scoring method.</w:t>
+        <w:t>Automated hiring has moved from keyword screening to multimodal assessment of live interviews. Hickman et al. (2022) reach a conclusion easy to misread as endorsement: automated scoring is more reliable than unstructured human scoring, in the narrow sense that it returns the same output for the same input. They separate that carefully from criterion validity, noting that automated approaches lack the decades of validation evidence behind structured interviewing. The distinction matters here: a system can be perfectly consistent and consistently wrong, and consistency alone is not a defence of a scoring method.</w:t>
       </w:r>
     </w:p>
     <w:p>
@@ -2585,7 +2585,7 @@
           <w:color w:val="1F2933"/>
           <w:sz w:val="22"/>
         </w:rPr>
-        <w:t>Langer, König and Papathanasiou (2019) approach the same technology from the candidate's side, studying applicant reactions to highly automated interviews. They find that candidates rate automated interviews as markedly less fair than human ones, and that the effect is strongest where the system provides no feedback or explanation. The practical consequence they identify is commercially significant: candidates who perceive a process as unfair are less likely to accept an offer, which erodes the efficiency gain that motivated the automation. This finding is the direct motivation for the explanation-first orientation of the present work — the argument for explainability here is not only ethical but instrumental.</w:t>
+        <w:t>Langer, König and Papathanasiou (2019) approach the same technology from the candidate's side. They find candidates rate automated interviews as markedly less fair than human ones, the effect strongest where no feedback or explanation is given. The consequence is commercially significant: candidates who perceive a process as unfair are less likely to accept an offer, eroding the efficiency gain that motivated the automation. This is the direct motivation for the explanation-first orientation here — the argument for explainability is not only ethical but instrumental.</w:t>
       </w:r>
     </w:p>
     <w:p>
@@ -2632,7 +2632,7 @@
           <w:color w:val="1F2933"/>
           <w:sz w:val="22"/>
         </w:rPr>
-        <w:t>The use of a language model as an automated judge was popularised by Zheng et al. (2023), whose MT-Bench and Chatbot Arena work established that GPT-4's preference judgements agree with human evaluators at over eighty per cent on open-ended conversational tasks — a rate comparable to inter-human agreement on the same material. The result is genuinely important, because it suggests that for tasks with no single correct answer, a sufficiently capable model can substitute for expensive human annotation.</w:t>
+        <w:t>The use of a language model as judge was popularised by Zheng et al. (2023), whose MT-Bench and Chatbot Arena work established that GPT-4's preference judgements agree with human evaluators at over eighty per cent on open-ended tasks — comparable to inter-human agreement on the same material. The result matters because it suggests that for tasks with no single correct answer, a capable model can substitute for expensive human annotation.</w:t>
       </w:r>
     </w:p>
     <w:p>
@@ -2648,7 +2648,7 @@
           <w:color w:val="1F2933"/>
           <w:sz w:val="22"/>
         </w:rPr>
-        <w:t>The qualifications arrived quickly, and they are specific rather than general. Stureborg, Alikaniotis and Suhara (2024) demonstrate that LLM judges are both inconsistent and biased: presented with the same candidates in a different order, the same model returns different scores. The bias is positional, arising from the sequence in which material is presented rather than from its content. Wang et al. (2024) identify a complementary failure they term verbosity bias, in which longer responses receive higher scores irrespective of whether the additional length carries additional substance.</w:t>
+        <w:t>The qualifications arrived quickly, and are specific rather than general. Stureborg, Alikaniotis and Suhara (2024) show LLM judges are both inconsistent and biased: presented with the same candidates in a different order, the same model returns different scores. The bias is positional, arising from sequence rather than content. Wang et al. (2024) identify a complementary failure, verbosity bias, in which longer responses score higher irrespective of whether the extra length carries substance.</w:t>
       </w:r>
     </w:p>
     <w:p>
@@ -2664,7 +2664,7 @@
           <w:color w:val="1F2933"/>
           <w:sz w:val="22"/>
         </w:rPr>
-        <w:t>These findings are frequently cited as reasons not to trust LLM judges. That reading is too pessimistic, and it misses what makes the findings useful. Both biases are characterised precisely enough to be countered by construction. If a judge's score depends on presentation order, then presenting the same material under several orders and aggregating removes the order-specific component — and, more usefully, the disagreement between the orderings becomes a direct measurement of how unstable that particular judgement was. A bias that can be measured can be reported; a bias that is reported can be acted on. This project treats the Stureborg and Wang results as specifications for countermeasures rather than as grounds for abandoning the approach.</w:t>
+        <w:t>These findings are usually cited as reasons not to trust LLM judges. That reading misses what makes them useful: both biases are characterised precisely enough to be countered by construction. If a score depends on presentation order, presenting the same material under several orders and aggregating removes the order-specific component — and the disagreement between orderings becomes a direct measure of how unstable that judgement was. A bias that can be measured can be reported, and one that is reported can be acted on. This project treats these results as specifications for countermeasures, not grounds for abandonment.</w:t>
       </w:r>
     </w:p>
     <w:p>
@@ -2711,7 +2711,7 @@
           <w:color w:val="1F2933"/>
           <w:sz w:val="22"/>
         </w:rPr>
-        <w:t>Knowledge graphs represent entities and the relations between them in a form that supports traversal and inference. Chen, Li and Zhang (2021) apply graph-based models to prerequisite identification in online learning, showing that traversal over a structured concept graph can generate coherent learning paths without learned embeddings. Their result is relevant here in a specific way: where the domain structure is already documented and reliable, deterministic traversal is both simpler and more explainable than a learned alternative.</w:t>
+        <w:t>Knowledge graphs represent entities and their relations in a form supporting traversal and inference. Chen, Li and Zhang (2021) apply graph-based models to prerequisite identification in online learning, showing traversal over a structured concept graph can generate coherent learning paths without learned embeddings. The relevance here is specific: where domain structure is already documented and reliable, deterministic traversal is both simpler and more explainable than a learned alternative.</w:t>
       </w:r>
     </w:p>
     <w:p>
@@ -2727,7 +2727,7 @@
           <w:color w:val="1F2933"/>
           <w:sz w:val="22"/>
         </w:rPr>
-        <w:t>The ESCO framework (European Commission, 2023) supplies exactly such a structure — a multilingual taxonomy of skills, competences, qualifications and occupations, maintained as an EU standard, with over thirteen thousand skill concepts linked by explicit broader and narrower relations. Using a published taxonomy rather than an ad hoc skill list has a consequence that matters for a high-risk system: when the platform reports that a candidate lacks a required skill, the skill is a concept with a stable identifier in a public standard, not a string the system invented.</w:t>
+        <w:t>The ESCO framework (European Commission, 2023) supplies exactly such a structure — a multilingual taxonomy of skills, competences and occupations maintained as an EU standard, with over thirteen thousand skill concepts linked by explicit broader and narrower relations. Using a published taxonomy rather than an ad hoc list matters for a high-risk system: when the platform reports a candidate lacks a required skill, that skill is a concept with a stable identifier in a public standard, not a string the system invented.</w:t>
       </w:r>
     </w:p>
     <w:p>
@@ -2790,7 +2790,7 @@
           <w:color w:val="1F2933"/>
           <w:sz w:val="22"/>
         </w:rPr>
-        <w:t>The regulatory response is now concrete. The EU AI Act places recruitment systems in the high-risk category and requires transparency, human oversight, technical documentation and testing for bias (European Commission, 2024). What is notable for a system designer is that the Act does not demand that a model be unbiased, which would be unachievable; it demands that bias be tested for, documented, and subject to human oversight. That is a design brief, and it is met by instrumentation rather than by aspiration.</w:t>
+        <w:t>The regulatory response is now concrete. The EU AI Act places recruitment systems in the high-risk category and requires transparency, human oversight, technical documentation and testing for bias (European Commission, 2024). What is notable for a designer is that the Act does not demand a model be unbiased, which would be unachievable; it demands that bias be tested for, documented and subject to human oversight. That is a design brief, met by instrumentation rather than aspiration.</w:t>
       </w:r>
     </w:p>
     <w:p>
@@ -2806,7 +2806,7 @@
           <w:color w:val="1F2933"/>
           <w:sz w:val="22"/>
         </w:rPr>
-        <w:t>This project addresses fairness at three points. Scoring uses only what the candidate said, judged against a reference answer for the same question, with no demographic input and no proxy for one. The rubric is published to the candidate in the report rather than held internally. And the reliability of every score is measured and reported alongside it, so that a recruiter can see which judgements are firm and which are not. None of this guarantees fairness. It makes unfairness detectable, which is a weaker but achievable claim, and the one the literature supports.</w:t>
+        <w:t>This project addresses fairness at three points. Scoring uses only what the candidate said, judged against a reference answer for the same question, with no demographic input and no proxy for one. The rubric is published to the candidate rather than held internally. And the reliability of every score is measured and reported alongside it, so a recruiter can see which judgements are firm. None of this guarantees fairness; it makes unfairness detectable, which is weaker but achievable, and the claim the literature supports.</w:t>
       </w:r>
     </w:p>
     <w:p>
@@ -2837,7 +2837,7 @@
           <w:color w:val="1F2933"/>
           <w:sz w:val="22"/>
         </w:rPr>
-        <w:t>Remote assessment raises an integrity problem that predates AI interviewing and has been studied extensively in online proctoring. The approach adopted here follows the unsupervised anomaly-detection tradition: rather than attempting to classify cheating directly, which would require labelled examples of cheating that no institution can ethically produce, a model of normal interaction is fitted and departures from it are flagged for review. Isolation Forest (Liu, Ting and Zhou, 2008) suits this framing because it isolates anomalies by random partitioning and requires no labelled negative class.</w:t>
+        <w:t>Remote assessment raises an integrity problem that predates AI interviewing. The approach here follows the unsupervised anomaly-detection tradition: rather than classify cheating directly, which needs labelled examples no institution can ethically produce, a model of normal interaction is fitted and departures flagged for review. Isolation Forest (Liu, Ting and Zhou, 2008) suits this framing because it isolates anomalies by random partitioning and requires no labelled negative class.</w:t>
       </w:r>
     </w:p>
     <w:p>
@@ -3051,7 +3051,7 @@
           <w:color w:val="1F2933"/>
           <w:sz w:val="22"/>
         </w:rPr>
-        <w:t>Most bias-mitigation work in this area is evaluated offline on benchmark datasets, where the mitigation is applied and aggregate agreement is re-measured. That is valuable, but it leaves the practitioner without a per-item reliability signal at inference time. The contribution claimed here is modest and concrete: an interview assessment pipeline in which every score carries an empirically derived confidence derived from the judge's agreement with itself, and in which that confidence changes what the system does.</w:t>
+        <w:t>Most bias-mitigation work here is evaluated offline on benchmark datasets, applying the mitigation and re-measuring aggregate agreement. That is valuable, but leaves the practitioner without a per-item reliability signal at inference time. The contribution claimed is modest and concrete: an interview pipeline in which every score carries an empirically derived confidence from the judge's agreement with itself, and in which that confidence changes what the system does.</w:t>
       </w:r>
     </w:p>
     <w:p>
@@ -3102,7 +3102,7 @@
           <w:color w:val="1F2933"/>
           <w:sz w:val="22"/>
         </w:rPr>
-        <w:t>This project builds an artefact and then studies it, which places it squarely in the Design Science Research tradition set out by Hevner et al. (2004). DSR is concerned with the creation and evaluation of IT artefacts that address identified organisational problems, and it distinguishes itself from behavioural research by treating the artefact itself as the vehicle of the contribution. That fits the present work: the claim being made is not about how people behave in interviews but about whether a particular construction of an assessment system can be made accountable for its own reliability.</w:t>
+        <w:t>This project builds an artefact and then studies it, placing it in the Design Science Research tradition of Hevner et al. (2004), which treats the artefact itself as the vehicle of the contribution. That fits the present work: the claim is not about how people behave in interviews, but about whether an assessment system can be constructed to be accountable for its own reliability.</w:t>
       </w:r>
     </w:p>
     <w:p>
@@ -3237,7 +3237,7 @@
           <w:color w:val="1F2933"/>
           <w:sz w:val="22"/>
         </w:rPr>
-        <w:t>The first concerned skill matching: a substring fallback mapped “Team Leadership” onto the ESCO concept “R” and “Communication” onto “telecommunications engineering”, silently, while the gap analysis reported confident nonsense. The second concerned interview delivery, where the voice agent fell silent mid-session because an exhausted synthesis quota returns no audio while still accepting the connection. The third concerned answer evaluation, where measuring a trained second scorer exposed both a data leak in its training set and a circularity in the comparison it was meant to support, and ended the track. Sections 5.3.1, 5.5.2 and 7.2 give the evidence and the resulting design changes in full.</w:t>
+        <w:t>The first concerned skill matching: a substring fallback silently mapped “Team Leadership” onto the ESCO concept “R”, while the gap analysis reported confident nonsense. The second concerned delivery, where the voice agent fell silent mid-session because an exhausted synthesis quota returns no audio while still accepting the connection. The third concerned evaluation, where measuring a trained second scorer exposed a data leak and a circularity, and ended the track. Sections 5.3.1, 5.5.2 and 7.2 give the evidence in full.</w:t>
       </w:r>
     </w:p>
     <w:p>
@@ -3507,7 +3507,7 @@
           <w:color w:val="1F2933"/>
           <w:sz w:val="22"/>
         </w:rPr>
-        <w:t>A fine-tuned transformer classifier trained end to end on answer text would likely outperform hand-crafted features, but was rejected on explainability grounds: a fine-tuned encoder offers no account of an individual judgement a non-specialist can read. A graph neural network over the skill graph was rejected because ESCO is already a curated hierarchy with explicit relations — learning embeddings over a documented structure adds opacity while removing the property that makes the graph useful in a high-risk system, that every edge traces to a published standard. A custom speech recognition model was rejected immediately: commercial recognition is near human parity for English, and building a worse one would consume the project without touching the research question.</w:t>
+        <w:t>A fine-tuned transformer would likely outperform hand-crafted features, but offers no account of an individual judgement a non-specialist can read. A graph neural network was rejected because ESCO is already a curated hierarchy: learning embeddings over a documented structure adds opacity while removing the property that makes the graph useful in a high-risk system — that every edge traces to a published standard. A custom speech recogniser was rejected immediately; commercial recognition is near human parity for English, and building a worse one would consume the project without touching the research question.</w:t>
       </w:r>
     </w:p>
     <w:p>
@@ -3570,7 +3570,7 @@
           <w:color w:val="1F2933"/>
           <w:sz w:val="22"/>
         </w:rPr>
-        <w:t>One tension deserves acknowledgement rather than resolution. Behavioural monitoring of any kind is intrusive, and a system that measures gaze direction and posture is making inferences about a person from signals they cannot fully control. Nervousness reads much like evasion. The mitigation adopted — weighting these signals lightly, calibrating them against the candidate's own neutral pose rather than an assumed ideal, and reporting them as context rather than as findings — reduces the harm but does not eliminate the objection. A production deployment would need explicit informed consent and a genuine opt-out.</w:t>
+        <w:t>One tension deserves acknowledgement rather than resolution. Behavioural monitoring is intrusive, and measuring gaze and posture infers things about a person from signals they cannot fully control; nervousness reads much like evasion. Weighting these signals lightly, calibrating against the candidate's own neutral pose, and reporting them as context rather than findings reduces the harm but does not remove the objection. A production deployment would need informed consent and a genuine opt-out.</w:t>
       </w:r>
     </w:p>
     <w:p>
@@ -4143,7 +4143,7 @@
           <w:color w:val="1F2933"/>
           <w:sz w:val="22"/>
         </w:rPr>
-        <w:t>The traversal step matters more than it first appears. A language model asked to generate questions returns them in whatever order it composed them, which correlates with nothing. Every interview has a time budget, and any question that falls off the end of that budget is a question never asked. The system therefore re-sorts the technical questions by the priority the graph assigned to their skill before the interview begins, so the budget is spent on genuine gaps first. This is the concrete content of Objective 2: question targeting is driven by the graph, not by the order the model happened to emit.</w:t>
+        <w:t>The traversal step matters more than it appears. A model returns questions in whatever order it composed them, which correlates with nothing, and every interview has a time budget: a question that falls off the end is never asked. The system therefore re-sorts technical questions by the priority the graph assigned to their skill, so the budget is spent on genuine gaps first. This is the concrete content of Objective 2 — targeting driven by the graph, not by emission order.</w:t>
       </w:r>
     </w:p>
     <w:p>
@@ -4746,7 +4746,7 @@
           <w:color w:val="1F2933"/>
           <w:sz w:val="22"/>
         </w:rPr>
-        <w:t>Averaging the two passes cancels the component of the score attributable to presentation order. The more useful output, however, is the disagreement between them. A judge that returns 82 and 81 for the same answer is stable; one that returns 71 and 45 is not, and the mean of 58 conceals that instability entirely. The spread is therefore retained, banded into high, moderate and low consistency, and answers in the low band are flagged for human review rather than reported as confident scores. This is the mechanism by which the system is accountable for its own reliability.</w:t>
+        <w:t>Averaging the two passes cancels the component attributable to presentation order. The more useful output is their disagreement. A judge returning 82 and 81 is stable; one returning 71 and 45 is not, and the mean of 58 conceals that entirely. The spread is therefore retained, banded high, moderate or low, and low-band answers are flagged for human review rather than reported as confident scores. This is the mechanism by which the system is accountable for its own reliability.</w:t>
       </w:r>
     </w:p>
     <w:p>
@@ -5636,7 +5636,7 @@
           <w:color w:val="1F2933"/>
           <w:sz w:val="22"/>
         </w:rPr>
-        <w:t>The practical difficulty with schema-constrained generation is that models intermittently return malformed JSON — a trailing comma, an unterminated string, or the whole object wrapped in a markdown fence. Rather than fail the request, the client strips fences, attempts a strict parse, and falls back to a repair pass before giving up. This is unglamorous, and it is the difference between a demonstrator that works and one that fails in front of an examiner.</w:t>
+        <w:t>The practical difficulty with schema-constrained generation is that models intermittently return malformed JSON — a trailing comma, an unterminated string, or the whole object wrapped in a markdown fence. Rather than fail, the client strips fences, attempts a strict parse, and falls back to a repair pass. This is unglamorous, and it is the difference between a demonstrator that works and one that fails in front of an examiner.</w:t>
       </w:r>
     </w:p>
     <w:p>
@@ -5699,7 +5699,7 @@
           <w:color w:val="1F2933"/>
           <w:sz w:val="22"/>
         </w:rPr>
-        <w:t>Two supplementary taxonomies extend ESCO where it is thin. A technology extension covers fifteen categories of modern stack — cloud platforms, containerisation, CI/CD, backend and frontend frameworks, databases, messaging, machine learning tooling, architecture patterns, version control, APIs, testing, data engineering and productivity software. A soft-skill extension covers five categories that ESCO addresses only sparsely. Extension labels take precedence over ESCO labels in the lookup index, because “Docker” is the recognisable form of the concept and an ESCO near-synonym is not.</w:t>
+        <w:t>Two supplementary taxonomies extend ESCO where it is thin. A technology extension covers fifteen categories of modern stack, from cloud platforms and containerisation to testing and data engineering; a soft-skill extension covers five categories ESCO addresses only sparsely. Extension labels take precedence in the lookup index, because “Docker” is the recognisable form of the concept and an ESCO near-synonym is not.</w:t>
       </w:r>
     </w:p>
     <w:p>
@@ -5826,7 +5826,7 @@
           <w:color w:val="1F2933"/>
           <w:sz w:val="22"/>
         </w:rPr>
-        <w:t>The flattening step then re-sorts the technical questions by graph priority before the interview begins, so that high-priority gaps are asked first. Questions whose skill the graph does not recognise sort after graph-derived ones but before nothing, so they are not silently discarded. The unit tests assert this ordering directly, using a fixture in which the model's emission order is the reverse of the priority order.</w:t>
+        <w:t>The flattening step re-sorts technical questions by graph priority before the interview begins, so high-priority gaps are asked first. Questions whose skill the graph does not recognise sort after graph-derived ones but are not discarded. The unit tests assert this ordering using a fixture in which the model's emission order is the reverse of the priority order.</w:t>
       </w:r>
     </w:p>
     <w:p>
@@ -5889,7 +5889,7 @@
           <w:color w:val="1F2933"/>
           <w:sz w:val="22"/>
         </w:rPr>
-        <w:t>Piping the model's token stream directly into the synthesis socket produced audio that stopped after a few words while the full text continued to appear on screen. The solution was to buffer each complete utterance before synthesising it. This costs a little latency and buys reliable audio and control over ordering. The question is published to the interface first and spoken a fraction of a second later, so a candidate who mishears can read it.</w:t>
+        <w:t>Piping the model's token stream directly into the synthesis socket produced audio that stopped after a few words while the full text continued to appear on screen. Buffering each complete utterance before synthesising it costs a little latency and buys reliable audio and control over ordering: the question is published to the interface first and spoken a fraction of a second later, so a candidate who mishears can read it.</w:t>
       </w:r>
     </w:p>
     <w:p>
@@ -5921,7 +5921,7 @@
           <w:color w:val="1F2933"/>
           <w:sz w:val="22"/>
         </w:rPr>
-        <w:t>More subtle was a failure in which the agent spoke the greeting and then went quiet. The synthesis provider's quota had been exhausted, and an exhausted quota accepts the connection and returns no audio frames — indistinguishable from success unless the frames are inspected. The fix was a startup probe that pushes two characters through the engine and confirms an audio frame comes back before the interview begins. If it does not, the agent falls through to the alternative provider, and if neither works it runs in text-only mode with questions still displayed. The interview degrades rather than failing.</w:t>
+        <w:t>More subtle was a failure where the agent spoke the greeting then went quiet. The synthesis quota had been exhausted, and an exhausted quota accepts the connection and returns no audio — indistinguishable from success unless the frames are inspected. A startup probe now pushes two characters through the engine and confirms audio comes back before the interview begins; failing that it falls through to the alternative provider, and failing both it runs text-only with questions still displayed. The interview degrades rather than fails.</w:t>
       </w:r>
     </w:p>
     <w:p>
@@ -6000,7 +6000,7 @@
           <w:color w:val="1F2933"/>
           <w:sz w:val="22"/>
         </w:rPr>
-        <w:t>Two details matter. The transcript is structurally identical to the voice agent's, so the assessment pipeline requires no branch on mode; and the minimum question count is clamped never to exceed the maximum, without which a demonstration run configured for three questions would never reach its own limit. Text mode also enables an integrity signal unavailable in voice: a paste event in the answer box is recorded and surfaced on the report.</w:t>
+        <w:t>Two details matter. The transcript is structurally identical to the voice agent's, so the assessment pipeline needs no branch on mode; and the minimum question count is clamped never to exceed the maximum, without which a run configured for three questions would never reach its own limit. Text mode also enables a signal unavailable in voice: a paste event in the answer box is recorded and surfaced on the report.</w:t>
       </w:r>
     </w:p>
     <w:p>
@@ -6047,7 +6047,7 @@
           <w:color w:val="1F2933"/>
           <w:sz w:val="22"/>
         </w:rPr>
-        <w:t>Pairing is less trivial than it appears. An interviewer may ask a question across two utterances; a candidate may answer across three. Consecutive turns from the same speaker are therefore merged, so a question split by a pause still produces one exchange. Trailing unanswered questions are dropped. Six unit tests cover these cases, including a candidate speaking before the interviewer.</w:t>
+        <w:t>Pairing is less trivial than it appears. An interviewer may ask a question across two utterances; a candidate may answer across three. Consecutive turns from the same speaker are merged, so a question split by a pause still produces one exchange, and trailing unanswered questions are dropped. Six unit tests cover these cases, including a candidate speaking before the interviewer.</w:t>
       </w:r>
     </w:p>
     <w:p>
@@ -6079,7 +6079,7 @@
           <w:color w:val="1F2933"/>
           <w:sz w:val="22"/>
         </w:rPr>
-        <w:t>Scoring then proceeds as designed in Section 4.7: a reference answer is generated, the answer is judged twice under permuted rubric orderings, the mean is taken and the spread retained. One detail is worth noting. The judge is asked to return both the four criterion marks and their total, and the implementation trusts the criterion marks over the model's own arithmetic — if the stated total differs from the sum by more than two points, the sum is used. Language models are unreliable at addition in a way they are not unreliable at judgement.</w:t>
+        <w:t>Scoring proceeds as designed in Section 4.7: a reference answer is generated, the answer judged twice under permuted rubric orderings, the mean taken and the spread retained. One detail matters. The judge returns four criterion marks and a total, and the implementation trusts the marks over the model's arithmetic — where the stated total differs from the sum by more than two points, the sum wins. Models are unreliable at addition in a way they are not at judgement.</w:t>
       </w:r>
     </w:p>
     <w:p>
@@ -6189,7 +6189,7 @@
           <w:color w:val="1F2933"/>
           <w:sz w:val="22"/>
         </w:rPr>
-        <w:t>Two details determined whether the module was usable. The first is the definition of response time: the system measures from the question beginning to the answer completing, typically twenty to sixty seconds. An initial baseline assumed it meant thinking time, five to fifteen seconds, and flagged every ordinary session as anomalous. The second is calibration — the raw decision function is not a number a person can interpret, so the baseline's first and ninety-ninth percentiles are mapped onto fifty and one hundred at training time, and the bundle is versioned so that an uncalibrated one is refitted rather than silently reused.</w:t>
+        <w:t>Two details determined whether the module was usable. The first is what response time means: measured from question start to answer completion it is twenty to sixty seconds, but an initial baseline assumed thinking time of five to fifteen and flagged every ordinary session as anomalous. The second is calibration — the raw decision function is not interpretable, so the baseline's first and ninety-ninth percentiles map onto fifty and one hundred, and the bundle is versioned so an uncalibrated one is refitted rather than silently reused.</w:t>
       </w:r>
     </w:p>
     <w:p>
@@ -6236,7 +6236,7 @@
           <w:color w:val="1F2933"/>
           <w:sz w:val="22"/>
         </w:rPr>
-        <w:t>Fusion is deliberately deterministic arithmetic rather than a learned combination. Each component is normalised to 0–100, multiplied by its weight, and summed, with the full breakdown returned alongside the total so the report can show its working. A unit test asserts that the component contributions reconcile with the reported total, which guards against the weights and the arithmetic drifting apart.</w:t>
+        <w:t>Fusion is deterministic arithmetic rather than a learned combination. Each component is normalised to 0–100, multiplied by its weight and summed, with the full breakdown returned alongside the total so the report can show its working. A unit test asserts the component contributions reconcile with the reported total, guarding against the weights and the arithmetic drifting apart.</w:t>
       </w:r>
     </w:p>
     <w:p>
@@ -6315,7 +6315,7 @@
           <w:color w:val="1F2933"/>
           <w:sz w:val="22"/>
         </w:rPr>
-        <w:t>Interruption handling in the voice agent was initially disabled, on the reasoning that a candidate should not be able to talk over the interviewer. In testing this caused the framework to discard answers from candidates who began replying while the question was still being spoken — a natural conversational behaviour. Interruptions were re-enabled with a minimum duration and word count. Live use showed that was still too permissive: a pause for thought ended the turn early, and the rest of the answer, arriving mid-reply, cut the question off. Two apparent faults, one cause — timings suited to conversation, not to interview answers. The windows were lengthened, and the agent now resumes when an apparent interruption produces no speech.</w:t>
+        <w:t>Interruption handling was initially disabled, on the reasoning that a candidate should not talk over the interviewer. In testing this made the framework discard answers from candidates who began replying while the question was still being spoken — natural conversational behaviour. Interruptions were re-enabled with a minimum duration and word count. Live use showed that was still too permissive: a pause for thought ended the turn early, and the rest of the answer, arriving mid-reply, cut the question off. Two apparent faults, one cause — timings suited to conversation, not to interview answers. The windows were lengthened, and the agent now resumes when an apparent interruption produces no speech.</w:t>
       </w:r>
     </w:p>
     <w:p>
@@ -8600,7 +8600,7 @@
           <w:color w:val="1F2933"/>
           <w:sz w:val="22"/>
         </w:rPr>
-        <w:t>That is a null result for the escalation mechanism, and it is reported as one rather than dressed up as a success. The instrumentation is justified by the literature and is demonstrably operative — the spread is computed, banded and acted upon for every answer — but on this corpus it never needed to fire. Two readings are possible and these data cannot separate them. Either the countermeasure works and the averaging is doing its job, or machine-written answers are unusually easy to score consistently and real transcribed speech would produce wider spreads. The worked example in Section 6.9 is weak evidence for the second reading.</w:t>
+        <w:t>That is a null result for the escalation mechanism, reported as one rather than dressed up as a success. The instrumentation is justified by the literature and demonstrably operative — the spread is computed, banded and acted upon for every answer — but on this corpus it never needed to fire. Two readings are possible and these data cannot separate them: either the countermeasure works, or machine-written answers are unusually easy to score consistently and real speech would produce wider spreads. The worked example in Section 6.9 is weak evidence for the second.</w:t>
       </w:r>
     </w:p>
     <w:p>
@@ -9288,7 +9288,7 @@
           <w:color w:val="1F2933"/>
           <w:sz w:val="22"/>
         </w:rPr>
-        <w:t>Some correlation is expected and legitimate. Answers that are technically accurate do genuinely tend to be more complete, because both follow from understanding the material, and no rubric could or should force them apart. But correlations in this range indicate that the four scores carry substantially less than four pieces of information. The judge appears to form an overall impression and then distribute it across the criteria — the classic halo effect described in the human rating literature, evidently not eliminated by instructing a model against it.</w:t>
+        <w:t>Some correlation is expected. Technically accurate answers do tend to be more complete, since both follow from understanding the material, and no rubric should force them apart. But correlations in this range indicate the four scores carry substantially less than four pieces of information. The judge appears to form an overall impression and distribute it across the criteria — the classic halo effect from the human rating literature, evidently not eliminated by instructing a model against it.</w:t>
       </w:r>
     </w:p>
     <w:p>
@@ -9304,7 +9304,7 @@
           <w:color w:val="1F2933"/>
           <w:sz w:val="22"/>
         </w:rPr>
-        <w:t>This qualifies a claim made in Chapter 4. The per-criterion breakdown was defended as an explanation mechanism telling a candidate which aspect of their answer fell short. That defence is weaker than it appeared: if the four marks move together, the breakdown communicates one impression four times rather than decomposing it. It retains value as a record of what the judge was asked to weigh, and the most independent pair does show real separation, but it is not the diagnostic instrument the design assumed. Section 8.3 proposes scoring each criterion in a separate call, so that each is formed without sight of the others.</w:t>
+        <w:t>This qualifies a claim made in Chapter 4. The per-criterion breakdown was defended as an explanation mechanism telling a candidate which aspect fell short. That defence is weaker than it appeared: if the four marks move together, the breakdown communicates one impression four times rather than decomposing it. It retains value as a record of what the judge was asked to weigh, and the most independent pair does separate, but it is not the diagnostic instrument the design assumed. Section 8.3 proposes scoring each criterion in a separate call.</w:t>
       </w:r>
     </w:p>
     <w:p>
@@ -9486,7 +9486,7 @@
           <w:color w:val="1F2933"/>
           <w:sz w:val="22"/>
         </w:rPr>
-        <w:t>An end-to-end run additionally exercises the full pipeline against a synthetic candidate and job description, using live model calls at every stage. It asserts that the graph builds, that gap analysis is coherent, that questions are generated and ordered by priority, that logistics exchanges are excluded from scoring, that rubric criteria remain in range and sum to the reported score, and that fusion contributions reconcile with the total. It passes.</w:t>
+        <w:t>An end-to-end run exercises the full pipeline against a synthetic candidate and job description with live model calls at every stage. It asserts that the graph builds, gap analysis is coherent, questions are generated and ordered by priority, logistics exchanges are excluded, rubric criteria stay in range and sum to the reported score, and fusion contributions reconcile with the total. It passes.</w:t>
       </w:r>
     </w:p>
     <w:p>
@@ -10332,7 +10332,7 @@
           <w:color w:val="1F2933"/>
           <w:sz w:val="22"/>
         </w:rPr>
-        <w:t>Three points are worth drawing out. The greeting and sign-off were correctly classified as logistics and excluded, so they did not dilute the average. The candidate's admission that they had not used Kubernetes scored 50 rather than zero, because the rubric credits accuracy separately from completeness and an honest acknowledgement of a gap contains nothing incorrect. And that same answer carried the widest judge disagreement of the session at 10 points — the only moderate-consistency score in the interview, on the only genuinely partial answer.</w:t>
+        <w:t>Three points are worth drawing out. The greeting and sign-off were correctly excluded as logistics, so they did not dilute the average. The candidate's admission that they had not used Kubernetes scored 50 rather than zero, because the rubric credits accuracy separately from completeness and an honest acknowledgement contains nothing incorrect. And that answer carried the widest judge disagreement of the session at 10 points — the only moderate-consistency score, on the only genuinely partial answer.</w:t>
       </w:r>
     </w:p>
     <w:p>
@@ -10348,7 +10348,7 @@
           <w:color w:val="1F2933"/>
           <w:sz w:val="22"/>
         </w:rPr>
-        <w:t>That last observation runs against the null result in Section 6.4 and is the most interesting thing in this section. Where the machine-written corpus produced almost uniformly high consistency, the one partial answer in a realistic session produced measurably more disagreement. It is a single observation and proves nothing, but it indicates where the reliability instrumentation would earn its place: not on clearly good or clearly bad answers, which are easy, but in the ambiguous middle where a recruiter most needs to know how far to trust the number.</w:t>
+        <w:t>That last observation runs against the null result in Section 6.4 and is the most interesting thing here. Where the machine-written corpus produced almost uniformly high consistency, the one partial answer in a realistic session produced measurably more disagreement. A single observation proves nothing, but it indicates where the instrumentation would earn its place: not on clearly good or bad answers, which are easy, but in the ambiguous middle where a recruiter most needs to know how far to trust the number.</w:t>
       </w:r>
     </w:p>
     <w:p>
@@ -10427,7 +10427,7 @@
           <w:color w:val="1F2933"/>
           <w:sz w:val="22"/>
         </w:rPr>
-        <w:t>Against expectation, positional instability was small on this corpus and the escalation mechanism never fired. This does not invalidate the design: the motivating literature is sound, the mechanism is implemented and operative, and the one realistic partial answer encountered did produce elevated disagreement. But this project has not demonstrated the mechanism catching real failures at scale and does not claim to have done so.</w:t>
+        <w:t>Against expectation, positional instability was small on this corpus and the escalation mechanism never fired. This does not invalidate the design: the motivating literature is sound, the mechanism is operative, and the one realistic partial answer did produce elevated disagreement. But this project has not demonstrated it catching real failures at scale, and does not claim to.</w:t>
       </w:r>
     </w:p>
     <w:p>
@@ -11145,7 +11145,7 @@
           <w:color w:val="1F2933"/>
           <w:sz w:val="22"/>
         </w:rPr>
-        <w:t>Module 10 was proposed as a wav2vec2 speech-emotion classifier and implemented instead as prosodic analysis in the browser. The substitution was deliberate. It requires no model download, runs offline, keeps all audio on the candidate's device, and every component of the resulting score — projection, fluency, expression, composure — can be inspected and explained. An emotion label from a black-box classifier could not be. In a project whose organising commitment is explainability, the substitution improves coherence, and it is reported here as a change rather than presented as the original plan.</w:t>
+        <w:t>Module 10 was proposed as a wav2vec2 speech-emotion classifier and implemented instead as prosodic analysis in the browser. The substitution was deliberate: it needs no model download, runs offline, keeps all audio on the candidate's device, and every component of the score — projection, fluency, expression, composure — can be inspected and explained. An emotion label from a black-box classifier could not be. In a project whose organising commitment is explainability, the substitution improves coherence, and is reported as a change rather than presented as the original plan.</w:t>
       </w:r>
     </w:p>
     <w:p>
@@ -11498,7 +11498,7 @@
           <w:color w:val="1F2933"/>
           <w:sz w:val="22"/>
         </w:rPr>
-        <w:t>Measured against the EU AI Act's requirements for high-risk systems, the artefact meets some obligations and fails others. Transparency is well served: every score decomposes into rubric criteria, a reference answer and a rationale, with the weights published. Human oversight is well served by design, since the system issues no hiring decision. Record-keeping is adequate for a demonstrator and inadequate for deployment, with transcripts stored unencrypted and without retention policy. Bias testing has taken a first step — Chapter 6 tests two documented model biases — but not demographic disparity, which needs exactly the human data the project avoided collecting.</w:t>
+        <w:t>Measured against the EU AI Act's requirements for high-risk systems, the artefact meets some obligations and fails others. Transparency is well served: every score decomposes into rubric criteria, a reference answer and a rationale, with the weights published. Human oversight is served by design, since the system issues no hiring decision. Record-keeping is adequate for a demonstrator and inadequate for deployment, with transcripts stored unencrypted. Bias testing has taken a first step — Chapter 6 tests two documented model biases — but not demographic disparity, which needs exactly the human data this project avoided collecting.</w:t>
       </w:r>
     </w:p>
     <w:p>
@@ -11561,7 +11561,7 @@
           <w:color w:val="1F2933"/>
           <w:sz w:val="22"/>
         </w:rPr>
-        <w:t>The most valuable thing I learned on this project was that measuring my own work changed it more than planning did. Every significant design decision recorded in this dissertation came from an observation that contradicted an assumption. I assumed substring matching was a reasonable fallback until I saw “Team Leadership” resolve to the programming language R. I assumed a speech provider that accepted a connection was working until the agent went silent mid-interview. I assumed parallelising API calls would speed up the evaluation until I measured six concurrent calls taking longer than a hundred sequential ones would have.</w:t>
+        <w:t>The most valuable thing I learned was that measuring my own work changed it more than planning did. Every significant design decision recorded here came from an observation that contradicted an assumption. I assumed substring matching was a reasonable fallback until I saw “Team Leadership” resolve to the programming language R. I assumed a speech provider that accepted a connection was working until the agent went silent mid-interview. I assumed parallelising API calls would speed up the evaluation until I measured six concurrent calls taking longer than a hundred sequential ones.</w:t>
       </w:r>
     </w:p>
     <w:p>
@@ -11577,7 +11577,7 @@
           <w:color w:val="1F2933"/>
           <w:sz w:val="22"/>
         </w:rPr>
-        <w:t>The hardest decision was removing the trained classifier. It was several days of work and the part of the proposal that most looked like machine learning research, so deleting it late felt like a retreat. What changed my view was recognising I could not have defended it: asked why agreement between a model trained on LLM labels and the LLM itself meant anything, I had no answer. Reporting the failure as a finding turned the weakest part of the project into one I can defend.</w:t>
+        <w:t>The hardest decision was removing the trained classifier. It was several days of work and the part of the proposal that most looked like machine learning research, so deleting it late felt like a retreat. What changed my view was recognising I could not have defended it: asked why agreement between a model trained on LLM labels and the LLM itself meant anything, I had no answer. Reporting the failure turned the weakest part of the project into one I can defend.</w:t>
       </w:r>
     </w:p>
     <w:p>
@@ -11708,7 +11708,7 @@
           <w:color w:val="1F2933"/>
           <w:sz w:val="22"/>
         </w:rPr>
-        <w:t>The second finding is methodological and arrived by way of a failure. The proposed comparison between a trained classifier and a language-model judge could not have been informative, because the classifier's training labels were generated by a language model. Building it anyway proved instructive: the trained model scored a correct paraphrase of its own reference answer at 39 out of 100. The episode is a reminder that in evaluation research the design of the comparison determines what a result can mean, and that a comparison which cannot fail informatively is not worth running.</w:t>
+        <w:t>The third finding is methodological and arrived by way of a failure. The proposed comparison between a trained classifier and a language-model judge could not have been informative, because the classifier's training labels were generated by a language model. Building it anyway proved instructive: the trained model scored a correct paraphrase of its own reference answer at 39 out of 100. The episode is a reminder that in evaluation research the design of the comparison determines what a result can mean, and that a comparison which cannot fail informatively is not worth running.</w:t>
       </w:r>
     </w:p>
     <w:p>

--- a/submission/CMP7200_Project_Report.docx
+++ b/submission/CMP7200_Project_Report.docx
@@ -1807,6 +1807,70 @@
           <w:sz w:val="21"/>
         </w:rPr>
         <w:t>Figure 16  Verbosity probe: original versus padded answers</w:t>
+      </w:r>
+    </w:p>
+    <w:p>
+      <w:pPr>
+        <w:spacing w:after="60" w:line="288" w:lineRule="auto"/>
+        <w:ind w:left="397"/>
+      </w:pPr>
+      <w:r>
+        <w:rPr>
+          <w:rFonts w:ascii="Calibri" w:hAnsi="Calibri"/>
+          <w:b w:val="0"/>
+          <w:i w:val="0"/>
+          <w:color w:val="5B6B7A"/>
+          <w:sz w:val="21"/>
+        </w:rPr>
+        <w:t>Figure 17  The skill graph built for a real CV and job advert</w:t>
+      </w:r>
+    </w:p>
+    <w:p>
+      <w:pPr>
+        <w:spacing w:after="60" w:line="288" w:lineRule="auto"/>
+        <w:ind w:left="397"/>
+      </w:pPr>
+      <w:r>
+        <w:rPr>
+          <w:rFonts w:ascii="Calibri" w:hAnsi="Calibri"/>
+          <w:b w:val="0"/>
+          <w:i w:val="0"/>
+          <w:color w:val="5B6B7A"/>
+          <w:sz w:val="21"/>
+        </w:rPr>
+        <w:t>Figure 18  Generated questions, tagged with the skill each targets</w:t>
+      </w:r>
+    </w:p>
+    <w:p>
+      <w:pPr>
+        <w:spacing w:after="60" w:line="288" w:lineRule="auto"/>
+        <w:ind w:left="397"/>
+      </w:pPr>
+      <w:r>
+        <w:rPr>
+          <w:rFonts w:ascii="Calibri" w:hAnsi="Calibri"/>
+          <w:b w:val="0"/>
+          <w:i w:val="0"/>
+          <w:color w:val="5B6B7A"/>
+          <w:sz w:val="21"/>
+        </w:rPr>
+        <w:t>Figure 19  Step 1: CV and job advert parsed into structured data</w:t>
+      </w:r>
+    </w:p>
+    <w:p>
+      <w:pPr>
+        <w:spacing w:after="60" w:line="288" w:lineRule="auto"/>
+        <w:ind w:left="397"/>
+      </w:pPr>
+      <w:r>
+        <w:rPr>
+          <w:rFonts w:ascii="Calibri" w:hAnsi="Calibri"/>
+          <w:b w:val="0"/>
+          <w:i w:val="0"/>
+          <w:color w:val="5B6B7A"/>
+          <w:sz w:val="21"/>
+        </w:rPr>
+        <w:t>Figure 20  Step 4: device check and the disclosure screen</w:t>
       </w:r>
     </w:p>
     <w:p>
@@ -7074,6 +7138,62 @@
     </w:p>
     <w:p>
       <w:pPr>
+        <w:spacing w:before="160" w:after="60"/>
+        <w:jc w:val="center"/>
+      </w:pPr>
+      <w:r>
+        <w:drawing>
+          <wp:inline xmlns:a="http://schemas.openxmlformats.org/drawingml/2006/main" xmlns:pic="http://schemas.openxmlformats.org/drawingml/2006/picture">
+            <wp:extent cx="5580000" cy="3487500"/>
+            <wp:docPr id="12" name="Picture 12"/>
+            <wp:cNvGraphicFramePr>
+              <a:graphicFrameLocks noChangeAspect="1"/>
+            </wp:cNvGraphicFramePr>
+            <a:graphic>
+              <a:graphicData uri="http://schemas.openxmlformats.org/drawingml/2006/picture">
+                <pic:pic>
+                  <pic:nvPicPr>
+                    <pic:cNvPr id="0" name="ui2_graph.png"/>
+                    <pic:cNvPicPr/>
+                  </pic:nvPicPr>
+                  <pic:blipFill>
+                    <a:blip r:embed="rId21"/>
+                    <a:stretch>
+                      <a:fillRect/>
+                    </a:stretch>
+                  </pic:blipFill>
+                  <pic:spPr>
+                    <a:xfrm>
+                      <a:off x="0" y="0"/>
+                      <a:ext cx="5580000" cy="3487500"/>
+                    </a:xfrm>
+                    <a:prstGeom prst="rect"/>
+                  </pic:spPr>
+                </pic:pic>
+              </a:graphicData>
+            </a:graphic>
+          </wp:inline>
+        </w:drawing>
+      </w:r>
+    </w:p>
+    <w:p>
+      <w:pPr>
+        <w:spacing w:line="360" w:lineRule="auto" w:after="280"/>
+        <w:jc w:val="center"/>
+      </w:pPr>
+      <w:r>
+        <w:rPr>
+          <w:rFonts w:ascii="Calibri" w:hAnsi="Calibri"/>
+          <w:b w:val="0"/>
+          <w:i/>
+          <w:color w:val="5B6B7A"/>
+          <w:sz w:val="18"/>
+        </w:rPr>
+        <w:t>Figure 17  The skill graph as built for a real pair of documents. Three of six required skills were evidenced on the CV; Kubernetes, AWS and Microservices are reported as gaps against 1,358 matched taxonomy concepts.</w:t>
+      </w:r>
+    </w:p>
+    <w:p>
+      <w:pPr>
         <w:pStyle w:val="Heading2"/>
         <w:spacing w:before="280" w:after="120" w:line="288" w:lineRule="auto"/>
       </w:pPr>
@@ -7117,6 +7237,62 @@
           <w:sz w:val="22"/>
         </w:rPr>
         <w:t>The flattening step re-sorts technical questions by graph priority before the interview begins, so high-priority gaps are asked first. Questions whose skill the graph does not recognise sort after graph-derived ones but are not discarded. The unit tests assert this ordering using a fixture in which the model's emission order is the reverse of the priority order.</w:t>
+      </w:r>
+    </w:p>
+    <w:p>
+      <w:pPr>
+        <w:spacing w:before="160" w:after="60"/>
+        <w:jc w:val="center"/>
+      </w:pPr>
+      <w:r>
+        <w:drawing>
+          <wp:inline xmlns:a="http://schemas.openxmlformats.org/drawingml/2006/main" xmlns:pic="http://schemas.openxmlformats.org/drawingml/2006/picture">
+            <wp:extent cx="5580000" cy="3487500"/>
+            <wp:docPr id="13" name="Picture 13"/>
+            <wp:cNvGraphicFramePr>
+              <a:graphicFrameLocks noChangeAspect="1"/>
+            </wp:cNvGraphicFramePr>
+            <a:graphic>
+              <a:graphicData uri="http://schemas.openxmlformats.org/drawingml/2006/picture">
+                <pic:pic>
+                  <pic:nvPicPr>
+                    <pic:cNvPr id="0" name="ui3_questions.png"/>
+                    <pic:cNvPicPr/>
+                  </pic:nvPicPr>
+                  <pic:blipFill>
+                    <a:blip r:embed="rId22"/>
+                    <a:stretch>
+                      <a:fillRect/>
+                    </a:stretch>
+                  </pic:blipFill>
+                  <pic:spPr>
+                    <a:xfrm>
+                      <a:off x="0" y="0"/>
+                      <a:ext cx="5580000" cy="3487500"/>
+                    </a:xfrm>
+                    <a:prstGeom prst="rect"/>
+                  </pic:spPr>
+                </pic:pic>
+              </a:graphicData>
+            </a:graphic>
+          </wp:inline>
+        </w:drawing>
+      </w:r>
+    </w:p>
+    <w:p>
+      <w:pPr>
+        <w:spacing w:line="360" w:lineRule="auto" w:after="280"/>
+        <w:jc w:val="center"/>
+      </w:pPr>
+      <w:r>
+        <w:rPr>
+          <w:rFonts w:ascii="Calibri" w:hAnsi="Calibri"/>
+          <w:b w:val="0"/>
+          <w:i/>
+          <w:color w:val="5B6B7A"/>
+          <w:sz w:val="18"/>
+        </w:rPr>
+        <w:t>Figure 18  Generated questions for the same pair of documents. Each technical question carries the skill it targets and a difficulty; the AWS and Kubernetes questions are those the graph identified as gaps, which is Objective 2 operating end to end.</w:t>
       </w:r>
     </w:p>
     <w:p>
@@ -8330,7 +8506,7 @@
         <w:drawing>
           <wp:inline xmlns:a="http://schemas.openxmlformats.org/drawingml/2006/main" xmlns:pic="http://schemas.openxmlformats.org/drawingml/2006/picture">
             <wp:extent cx="5580000" cy="2464995"/>
-            <wp:docPr id="12" name="Picture 12"/>
+            <wp:docPr id="14" name="Picture 14"/>
             <wp:cNvGraphicFramePr>
               <a:graphicFrameLocks noChangeAspect="1"/>
             </wp:cNvGraphicFramePr>
@@ -8342,7 +8518,7 @@
                     <pic:cNvPicPr/>
                   </pic:nvPicPr>
                   <pic:blipFill>
-                    <a:blip r:embed="rId21"/>
+                    <a:blip r:embed="rId23"/>
                     <a:stretch>
                       <a:fillRect/>
                     </a:stretch>
@@ -9295,7 +9471,7 @@
         <w:drawing>
           <wp:inline xmlns:a="http://schemas.openxmlformats.org/drawingml/2006/main" xmlns:pic="http://schemas.openxmlformats.org/drawingml/2006/picture">
             <wp:extent cx="5580000" cy="2176902"/>
-            <wp:docPr id="13" name="Picture 13"/>
+            <wp:docPr id="15" name="Picture 15"/>
             <wp:cNvGraphicFramePr>
               <a:graphicFrameLocks noChangeAspect="1"/>
             </wp:cNvGraphicFramePr>
@@ -9307,7 +9483,7 @@
                     <pic:cNvPicPr/>
                   </pic:nvPicPr>
                   <pic:blipFill>
-                    <a:blip r:embed="rId22"/>
+                    <a:blip r:embed="rId24"/>
                     <a:stretch>
                       <a:fillRect/>
                     </a:stretch>
@@ -9933,7 +10109,7 @@
         <w:drawing>
           <wp:inline xmlns:a="http://schemas.openxmlformats.org/drawingml/2006/main" xmlns:pic="http://schemas.openxmlformats.org/drawingml/2006/picture">
             <wp:extent cx="5580000" cy="2455700"/>
-            <wp:docPr id="14" name="Picture 14"/>
+            <wp:docPr id="16" name="Picture 16"/>
             <wp:cNvGraphicFramePr>
               <a:graphicFrameLocks noChangeAspect="1"/>
             </wp:cNvGraphicFramePr>
@@ -9945,7 +10121,7 @@
                     <pic:cNvPicPr/>
                   </pic:nvPicPr>
                   <pic:blipFill>
-                    <a:blip r:embed="rId23"/>
+                    <a:blip r:embed="rId25"/>
                     <a:stretch>
                       <a:fillRect/>
                     </a:stretch>
@@ -10502,7 +10678,7 @@
         <w:drawing>
           <wp:inline xmlns:a="http://schemas.openxmlformats.org/drawingml/2006/main" xmlns:pic="http://schemas.openxmlformats.org/drawingml/2006/picture">
             <wp:extent cx="5580000" cy="4685008"/>
-            <wp:docPr id="15" name="Picture 15"/>
+            <wp:docPr id="17" name="Picture 17"/>
             <wp:cNvGraphicFramePr>
               <a:graphicFrameLocks noChangeAspect="1"/>
             </wp:cNvGraphicFramePr>
@@ -10514,7 +10690,7 @@
                     <pic:cNvPicPr/>
                   </pic:nvPicPr>
                   <pic:blipFill>
-                    <a:blip r:embed="rId24"/>
+                    <a:blip r:embed="rId26"/>
                     <a:stretch>
                       <a:fillRect/>
                     </a:stretch>
@@ -10637,7 +10813,7 @@
         <w:drawing>
           <wp:inline xmlns:a="http://schemas.openxmlformats.org/drawingml/2006/main" xmlns:pic="http://schemas.openxmlformats.org/drawingml/2006/picture">
             <wp:extent cx="5580000" cy="2394108"/>
-            <wp:docPr id="16" name="Picture 16"/>
+            <wp:docPr id="18" name="Picture 18"/>
             <wp:cNvGraphicFramePr>
               <a:graphicFrameLocks noChangeAspect="1"/>
             </wp:cNvGraphicFramePr>
@@ -10649,7 +10825,7 @@
                     <pic:cNvPicPr/>
                   </pic:nvPicPr>
                   <pic:blipFill>
-                    <a:blip r:embed="rId25"/>
+                    <a:blip r:embed="rId27"/>
                     <a:stretch>
                       <a:fillRect/>
                     </a:stretch>
@@ -17249,6 +17425,118 @@
           <w:sz w:val="22"/>
         </w:rPr>
         <w:t>The interface is a six-step React single-page application. Each step corresponds to a phase of the pipeline described in Chapter 4, so a user's progress through the interface is also a traversal of the architecture.</w:t>
+      </w:r>
+    </w:p>
+    <w:p>
+      <w:pPr>
+        <w:spacing w:before="160" w:after="60"/>
+        <w:jc w:val="center"/>
+      </w:pPr>
+      <w:r>
+        <w:drawing>
+          <wp:inline xmlns:a="http://schemas.openxmlformats.org/drawingml/2006/main" xmlns:pic="http://schemas.openxmlformats.org/drawingml/2006/picture">
+            <wp:extent cx="5580000" cy="3487500"/>
+            <wp:docPr id="19" name="Picture 19"/>
+            <wp:cNvGraphicFramePr>
+              <a:graphicFrameLocks noChangeAspect="1"/>
+            </wp:cNvGraphicFramePr>
+            <a:graphic>
+              <a:graphicData uri="http://schemas.openxmlformats.org/drawingml/2006/picture">
+                <pic:pic>
+                  <pic:nvPicPr>
+                    <pic:cNvPr id="0" name="ui1_upload.png"/>
+                    <pic:cNvPicPr/>
+                  </pic:nvPicPr>
+                  <pic:blipFill>
+                    <a:blip r:embed="rId28"/>
+                    <a:stretch>
+                      <a:fillRect/>
+                    </a:stretch>
+                  </pic:blipFill>
+                  <pic:spPr>
+                    <a:xfrm>
+                      <a:off x="0" y="0"/>
+                      <a:ext cx="5580000" cy="3487500"/>
+                    </a:xfrm>
+                    <a:prstGeom prst="rect"/>
+                  </pic:spPr>
+                </pic:pic>
+              </a:graphicData>
+            </a:graphic>
+          </wp:inline>
+        </w:drawing>
+      </w:r>
+    </w:p>
+    <w:p>
+      <w:pPr>
+        <w:spacing w:line="360" w:lineRule="auto" w:after="280"/>
+        <w:jc w:val="center"/>
+      </w:pPr>
+      <w:r>
+        <w:rPr>
+          <w:rFonts w:ascii="Calibri" w:hAnsi="Calibri"/>
+          <w:b w:val="0"/>
+          <w:i/>
+          <w:color w:val="5B6B7A"/>
+          <w:sz w:val="18"/>
+        </w:rPr>
+        <w:t>Figure 19  Step 1. A CV and a job advert are parsed into structured data before anything else runs; the confirmation panels show what was extracted.</w:t>
+      </w:r>
+    </w:p>
+    <w:p>
+      <w:pPr>
+        <w:spacing w:before="160" w:after="60"/>
+        <w:jc w:val="center"/>
+      </w:pPr>
+      <w:r>
+        <w:drawing>
+          <wp:inline xmlns:a="http://schemas.openxmlformats.org/drawingml/2006/main" xmlns:pic="http://schemas.openxmlformats.org/drawingml/2006/picture">
+            <wp:extent cx="5580000" cy="3487500"/>
+            <wp:docPr id="20" name="Picture 20"/>
+            <wp:cNvGraphicFramePr>
+              <a:graphicFrameLocks noChangeAspect="1"/>
+            </wp:cNvGraphicFramePr>
+            <a:graphic>
+              <a:graphicData uri="http://schemas.openxmlformats.org/drawingml/2006/picture">
+                <pic:pic>
+                  <pic:nvPicPr>
+                    <pic:cNvPr id="0" name="ui4_setup.png"/>
+                    <pic:cNvPicPr/>
+                  </pic:nvPicPr>
+                  <pic:blipFill>
+                    <a:blip r:embed="rId29"/>
+                    <a:stretch>
+                      <a:fillRect/>
+                    </a:stretch>
+                  </pic:blipFill>
+                  <pic:spPr>
+                    <a:xfrm>
+                      <a:off x="0" y="0"/>
+                      <a:ext cx="5580000" cy="3487500"/>
+                    </a:xfrm>
+                    <a:prstGeom prst="rect"/>
+                  </pic:spPr>
+                </pic:pic>
+              </a:graphicData>
+            </a:graphic>
+          </wp:inline>
+        </w:drawing>
+      </w:r>
+    </w:p>
+    <w:p>
+      <w:pPr>
+        <w:spacing w:line="360" w:lineRule="auto" w:after="280"/>
+        <w:jc w:val="center"/>
+      </w:pPr>
+      <w:r>
+        <w:rPr>
+          <w:rFonts w:ascii="Calibri" w:hAnsi="Calibri"/>
+          <w:b w:val="0"/>
+          <w:i/>
+          <w:color w:val="5B6B7A"/>
+          <w:sz w:val="18"/>
+        </w:rPr>
+        <w:t>Figure 20  Step 4. The device check and the disclosure screen. Everything the system will measure is named before the interview starts, and the privacy notice states that video and audio are analysed on the candidate's own machine. The camera preview here is a synthetic feed used to capture the screenshot.</w:t>
       </w:r>
     </w:p>
     <w:tbl>

--- a/submission/CMP7200_Project_Report.docx
+++ b/submission/CMP7200_Project_Report.docx
@@ -5581,7 +5581,7 @@
           <w:color w:val="1F2933"/>
           <w:sz w:val="22"/>
         </w:rPr>
-        <w:t>The implementation comprises 5,466 lines of Python and 4,078 lines of JavaScript, excluding dependencies and generated assets. Both figures are counted from the repository when this document is built. The backend is organised by module responsibility rather than by technical layer, so the correspondence between the design in Chapter 4 and the code is direct: a reader looking for Module 6 finds it in core/evaluator/answer_judge.py.</w:t>
+        <w:t>The implementation comprises 5,464 lines of Python and 4,078 lines of JavaScript, excluding dependencies and generated assets. Both figures are counted from the repository when this document is built. The backend is organised by module responsibility rather than by technical layer, so the correspondence between the design in Chapter 4 and the code is direct: a reader looking for Module 6 finds it in core/evaluator/answer_judge.py.</w:t>
       </w:r>
     </w:p>
     <w:tbl>
@@ -10754,7 +10754,7 @@
           <w:color w:val="1F2933"/>
           <w:sz w:val="22"/>
         </w:rPr>
-        <w:t>Some correlation is expected. Technically accurate answers do tend to be more complete, since both follow from understanding the material, and no rubric should force them apart. But correlations in this range indicate the four scores carry substantially less than four pieces of information. The judge appears to form an overall impression and distribute it across the criteria — the classic halo effect from the human rating literature, evidently not eliminated by instructing a model against it.</w:t>
+        <w:t>Some correlation is expected: accurate answers tend to be more complete, and no rubric should force them apart. But at this level the four scores carry substantially less than four pieces of information. The judge forms an overall impression and distributes it across the criteria — the halo effect from the human rating literature, not eliminated by instructing a model against it.</w:t>
       </w:r>
     </w:p>
     <w:p>
@@ -10952,7 +10952,7 @@
           <w:color w:val="1F2933"/>
           <w:sz w:val="22"/>
         </w:rPr>
-        <w:t>An end-to-end run exercises the full pipeline against a synthetic candidate and job description with live model calls at every stage. It asserts that the graph builds, gap analysis is coherent, questions are generated and ordered by priority, logistics exchanges are excluded, rubric criteria stay in range and sum to the reported score, and fusion contributions reconcile with the total. It passes.</w:t>
+        <w:t>An end-to-end run exercises the full pipeline against a synthetic candidate with live model calls at every stage, asserting that the graph builds, questions are ordered by priority, logistics exchanges are excluded, rubric criteria stay in range and sum to the reported score, and fusion contributions reconcile with the total. It passes.</w:t>
       </w:r>
     </w:p>
     <w:p>
@@ -10983,7 +10983,7 @@
           <w:color w:val="1F2933"/>
           <w:sz w:val="22"/>
         </w:rPr>
-        <w:t>Aggregate statistics do not convey what the system produces. This traces one interview end to end. The candidate is a synthetic backend engineer with four years of Python experience; the role is a senior backend position requiring Python, Kubernetes, PostgreSQL, REST APIs, microservices and AWS.</w:t>
+        <w:t>Aggregate statistics do not convey what the system produces, so this traces one interview end to end. The candidate is a synthetic backend engineer with four years of Python; the role is a senior backend position requiring Python, Kubernetes, PostgreSQL, REST APIs, microservices and AWS.</w:t>
       </w:r>
     </w:p>
     <w:p>
@@ -10999,7 +10999,7 @@
           <w:color w:val="1F2933"/>
           <w:sz w:val="22"/>
         </w:rPr>
-        <w:t>The skill graph resolved the candidate's declared skills against the requirements and returned a 50% match, correctly identifying Kubernetes and AWS as required skills absent from the CV and promoting them to high-priority topics. The flattening step then moved the Kubernetes question ahead of questions about skills already evidenced.</w:t>
+        <w:t>The skill graph returned a 50% match, correctly identifying Kubernetes and AWS as required skills absent from the CV and promoting them to high-priority topics. The flattening step then moved the Kubernetes question ahead of questions about skills already evidenced.</w:t>
       </w:r>
     </w:p>
     <w:tbl>
@@ -11798,7 +11798,7 @@
           <w:color w:val="1F2933"/>
           <w:sz w:val="22"/>
         </w:rPr>
-        <w:t>Three points are worth drawing out. The greeting and sign-off were correctly excluded as logistics, so they did not dilute the average. The candidate's admission that they had not used Kubernetes scored 50 rather than zero, because the rubric credits accuracy separately from completeness and an honest acknowledgement contains nothing incorrect. And that answer carried the widest judge disagreement of the session at 10 points — the only moderate-consistency score, on the only genuinely partial answer.</w:t>
+        <w:t>Three points are worth drawing out. Greeting and sign-off were correctly excluded as logistics. The candidate's admission that they had not used Kubernetes scored 50 rather than zero, because the rubric credits accuracy separately from completeness and an honest acknowledgement contains nothing incorrect. And that answer carried the widest judge disagreement of the session at 10 points — the only moderate-consistency score, on the only genuinely partial answer.</w:t>
       </w:r>
     </w:p>
     <w:p>
@@ -12499,7 +12499,7 @@
           <w:color w:val="1F2933"/>
           <w:sz w:val="22"/>
         </w:rPr>
-        <w:t>The proposal's central research contribution was a comparison between two answer scorers: an LLM-as-Judge and a supervised classifier using Sentence-BERT embeddings and XGBoost with SHAP explanations. That track was implemented, trained, measured and then removed. This is the most significant change in the project and the reasoning is set out in full.</w:t>
+        <w:t>The proposal's central contribution was a comparison between two answer scorers: an LLM-as-Judge and a supervised classifier using Sentence-BERT embeddings and XGBoost with SHAP explanations. That track was implemented, trained, measured and then removed. This is the most significant change in the project, and the reasoning follows.</w:t>
       </w:r>
     </w:p>
     <w:p>
@@ -12515,7 +12515,7 @@
           <w:color w:val="1F2933"/>
           <w:sz w:val="22"/>
         </w:rPr>
-        <w:t>The first and decisive problem is that the comparison was circular by construction. The proposal sourced training labels by prompting a language model to generate answers at pre-defined quality levels, so the classifier's ground truth was the language model's own opinion. Agreement between the two was guaranteed by the design, and disagreement would have measured only the representational poverty of six surface features.</w:t>
+        <w:t>The first and decisive problem is that the comparison was circular by construction. The proposal sourced training labels by prompting a language model to generate answers at pre-defined quality levels, so the classifier's ground truth was the language model's own opinion. Agreement was guaranteed by the design, and disagreement would have measured only the poverty of six surface features.</w:t>
       </w:r>
     </w:p>
     <w:p>
@@ -12531,7 +12531,7 @@
           <w:color w:val="1F2933"/>
           <w:sz w:val="22"/>
         </w:rPr>
-        <w:t>The second problem is that the metric which would have given the comparison meaning was unobtainable. Agreement with human ratings was the intended anchor, requiring the two-rater validation set the timeline could not accommodate (Section 3.4). Without a human gold standard the comparison reduces to two automated scorers disagreeing with no arbiter.</w:t>
+        <w:t>The second problem is that the metric which would have given the comparison meaning was unobtainable. Agreement with human ratings was the intended anchor, requiring a two-rater validation set the timeline could not accommodate (Section 3.4). Without a human gold standard the comparison reduces to two automated scorers disagreeing with no arbiter.</w:t>
       </w:r>
     </w:p>
     <w:p>
@@ -12643,7 +12643,7 @@
           <w:color w:val="1F2933"/>
           <w:sz w:val="22"/>
         </w:rPr>
-        <w:t>The proposal intended to fit the Isolation Forest baseline on pilot sessions with volunteers. No human participants were recruited, so the baseline is synthetic: four hundred sessions drawn from distributions chosen to match the ranges the system actually measures. This is defensible as a starting point and is honestly labelled in the code, but it has a real consequence recorded in the next section.</w:t>
+        <w:t>The proposal intended to fit the Isolation Forest baseline on pilot sessions with volunteers. No human participants were recruited, so the baseline is synthetic: four hundred sessions drawn from distributions matching the ranges the system measures. This is defensible as a starting point and honestly labelled in the code, but it has a consequence recorded in the next section.</w:t>
       </w:r>
     </w:p>
     <w:p>
@@ -12980,7 +12980,7 @@
           <w:color w:val="1F2933"/>
           <w:sz w:val="22"/>
         </w:rPr>
-        <w:t>That last point is an uncomfortable circularity worth naming. Avoiding human data removed the ethical burden of collecting it and simultaneously removed the possibility of testing for the harm that matters most. A project of this length can reasonably choose the safer path, but it should not claim the resulting system has been shown to be fair. It has been shown to be inspectable, which is a precondition for demonstrating fairness rather than a substitute for it.</w:t>
+        <w:t>That last point is an uncomfortable circularity worth naming. Avoiding human data removed the ethical burden of collecting it and simultaneously removed the possibility of testing for the harm that matters most. A project of this length can reasonably choose the safer path, but it should not claim the resulting system has been shown to be fair. It has been shown to be inspectable, which is a precondition for fairness rather than a substitute for it.</w:t>
       </w:r>
     </w:p>
     <w:p>
